--- a/MD-80/Auto_Flight_and_DFGS.docx
+++ b/MD-80/Auto_Flight_and_DFGS.docx
@@ -117,7 +117,7 @@
           <w:sz w:val="24"/>
           <w:szCs w:val="24"/>
         </w:rPr>
-        <w:t>10/21/2025</w:t>
+        <w:t>3/6/2026</w:t>
       </w:r>
       <w:r>
         <w:rPr>
@@ -1724,7 +1724,7 @@
         <w:t xml:space="preserve"> </w:t>
       </w:r>
       <w:r>
-        <w:t>The system is capable of automatically flying the aircraft from shortly after liftoff, to touchdown and rollout.</w:t>
+        <w:t>The system is capable of automatically flying the aircraft from shortly after liftoff to touchdown and rollout.</w:t>
       </w:r>
     </w:p>
     <w:p>
@@ -9629,7 +9629,13 @@
         <w:t>S</w:t>
       </w:r>
       <w:r>
-        <w:t>pool the engines up to approximately 1.40 EPR and wait for them to stabilize.</w:t>
+        <w:t xml:space="preserve">pool </w:t>
+      </w:r>
+      <w:r>
+        <w:t xml:space="preserve">up </w:t>
+      </w:r>
+      <w:r>
+        <w:t>the engines to approximately 1.40 EPR and wait for them to stabilize.</w:t>
       </w:r>
       <w:r>
         <w:br/>

--- a/MD-80/Auto_Flight_and_DFGS.docx
+++ b/MD-80/Auto_Flight_and_DFGS.docx
@@ -117,7 +117,7 @@
           <w:sz w:val="24"/>
           <w:szCs w:val="24"/>
         </w:rPr>
-        <w:t>3/6/2026</w:t>
+        <w:t>4/24/2026</w:t>
       </w:r>
       <w:r>
         <w:rPr>
@@ -9259,7 +9259,29 @@
         <w:t>AP light</w:t>
       </w:r>
       <w:r>
-        <w:t xml:space="preserve"> on the FMA will flash red. Second press silences the warning.</w:t>
+        <w:t xml:space="preserve"> on the FMA will flash red. </w:t>
+      </w:r>
+      <w:proofErr w:type="gramStart"/>
+      <w:r>
+        <w:t>Second</w:t>
+      </w:r>
+      <w:proofErr w:type="gramEnd"/>
+      <w:r>
+        <w:t xml:space="preserve"> press silences the warning.</w:t>
+      </w:r>
+      <w:r>
+        <w:t xml:space="preserve"> </w:t>
+      </w:r>
+      <w:r>
+        <w:t xml:space="preserve">The warning will not </w:t>
+      </w:r>
+      <w:proofErr w:type="spellStart"/>
+      <w:r>
+        <w:t>reset</w:t>
+      </w:r>
+      <w:proofErr w:type="spellEnd"/>
+      <w:r>
+        <w:t xml:space="preserve"> until it has played at least once.</w:t>
       </w:r>
       <w:r>
         <w:br/>
@@ -10059,6 +10081,20 @@
       </w:r>
       <w:r>
         <w:t xml:space="preserve"> disconnect button again.</w:t>
+      </w:r>
+      <w:r>
+        <w:t xml:space="preserve"> </w:t>
+      </w:r>
+      <w:r>
+        <w:t xml:space="preserve">The warning will not </w:t>
+      </w:r>
+      <w:proofErr w:type="spellStart"/>
+      <w:r>
+        <w:t>reset</w:t>
+      </w:r>
+      <w:proofErr w:type="spellEnd"/>
+      <w:r>
+        <w:t xml:space="preserve"> until it has played at least once.</w:t>
       </w:r>
     </w:p>
     <w:p>
